--- a/remedy_app_documents/03_DesignGuide.docx
+++ b/remedy_app_documents/03_DesignGuide.docx
@@ -683,7 +683,7 @@
                 <w:sz w:val="18"/>
                 <w:szCs w:val="18"/>
               </w:rPr>
-              <w:t xml:space="preserve">🌿 Natural Cleanse / Herbal Remedy Advisor / Eastern &amp; Traditional Medicine</w:t>
+              <w:t xml:space="preserve">Natural Cleanse (icon: leaf.fill SF Symbol) / Herbal Remedy Advisor / Eastern &amp; Traditional Medicine</w:t>
             </w:r>
           </w:p>
         </w:tc>
@@ -747,7 +747,7 @@
                 <w:sz w:val="18"/>
                 <w:szCs w:val="18"/>
               </w:rPr>
-              <w:t xml:space="preserve">🍵 Results / Your Remedies / Based on your symptoms</w:t>
+              <w:t xml:space="preserve">Results (icon: leaf.fill SF Symbol) / Your Remedies / Based on your symptoms</w:t>
             </w:r>
           </w:p>
         </w:tc>
@@ -811,7 +811,7 @@
                 <w:sz w:val="18"/>
                 <w:szCs w:val="18"/>
               </w:rPr>
-              <w:t xml:space="preserve">🌍 Cultures / Healing Traditions / Explore global wisdom</w:t>
+              <w:t xml:space="preserve">Cultures (icon: globe.americas.fill SF Symbol) / Healing Traditions / Explore global wisdom</w:t>
             </w:r>
           </w:p>
         </w:tc>
@@ -875,7 +875,7 @@
                 <w:sz w:val="18"/>
                 <w:szCs w:val="18"/>
               </w:rPr>
-              <w:t xml:space="preserve">📓 Cleanse Journal / Remedy Calendar / Track your daily practice</w:t>
+              <w:t xml:space="preserve">Cleanse Journal (icon: book.closed.fill SF Symbol) / Remedy Calendar / Track your daily practice</w:t>
             </w:r>
           </w:p>
         </w:tc>
@@ -1189,30 +1189,30 @@
           <w:sz w:val="20"/>
           <w:szCs w:val="20"/>
         </w:rPr>
-        <w:t xml:space="preserve">Inactive tabs: 40% opacity</w:t>
-      </w:r>
-    </w:p>
-    <w:p>
-      <w:pPr>
-        <w:pStyle w:val="ListParagraph"/>
-        <w:numPr>
-          <w:ilvl w:val="0"/>
-          <w:numId w:val="2"/>
-        </w:numPr>
-        <w:spacing w:after="60"/>
-      </w:pPr>
-      <w:r>
-        <w:rPr>
-          <w:rFonts w:ascii="Arial" w:cs="Arial" w:eastAsia="Arial" w:hAnsi="Arial"/>
-          <w:b w:val="false"/>
-          <w:bCs w:val="false"/>
-          <w:i w:val="false"/>
-          <w:iCs w:val="false"/>
-          <w:color w:val="000000"/>
-          <w:sz w:val="20"/>
-          <w:szCs w:val="20"/>
-        </w:rPr>
-        <w:t xml:space="preserve">Icon: 19pt emoji</w:t>
+        <w:t xml:space="preserve">Inactive tabs: 70% opacity</w:t>
+      </w:r>
+    </w:p>
+    <w:p>
+      <w:pPr>
+        <w:pStyle w:val="ListParagraph"/>
+        <w:numPr>
+          <w:ilvl w:val="0"/>
+          <w:numId w:val="2"/>
+        </w:numPr>
+        <w:spacing w:after="60"/>
+      </w:pPr>
+      <w:r>
+        <w:rPr>
+          <w:rFonts w:ascii="Arial" w:cs="Arial" w:eastAsia="Arial" w:hAnsi="Arial"/>
+          <w:b w:val="false"/>
+          <w:bCs w:val="false"/>
+          <w:i w:val="false"/>
+          <w:iCs w:val="false"/>
+          <w:color w:val="000000"/>
+          <w:sz w:val="20"/>
+          <w:szCs w:val="20"/>
+        </w:rPr>
+        <w:t xml:space="preserve">Icon: 19pt SF Symbol icon (systemImage)</w:t>
       </w:r>
     </w:p>
     <w:p>
@@ -1281,7 +1281,7 @@
           <w:sz w:val="20"/>
           <w:szCs w:val="20"/>
         </w:rPr>
-        <w:t xml:space="preserve">Tab order: 🌱 Symptoms / 🍵 Remedies / 🌍 Traditions / 📓 Journal</w:t>
+        <w:t xml:space="preserve">Tab order: waveform.path.ecg Symptoms / leaf.fill Remedies / globe.americas.fill Traditions / book.closed.fill Journal</w:t>
       </w:r>
     </w:p>
     <w:p>
@@ -1718,7 +1718,7 @@
                 <w:sz w:val="18"/>
                 <w:szCs w:val="18"/>
               </w:rPr>
-              <w:t xml:space="preserve">Tradition color fill (85% opacity), white day number, small white checkmark "✓" dot (18pt, 6pt radius)</w:t>
+              <w:t xml:space="preserve">Tradition color fill (85% opacity), white day number, small white SF Symbol checkmark (systemImage: checkmark) in an 18pt circle (6pt radius)</w:t>
             </w:r>
           </w:p>
         </w:tc>
@@ -2345,7 +2345,7 @@
           <w:sz w:val="20"/>
           <w:szCs w:val="20"/>
         </w:rPr>
-        <w:t xml:space="preserve">Status badge colors: ✅ Done = light green bg / forest text; ⭐ Today = light gold bg / copper text; 🔒 Upcoming = light grey bg / grey text</w:t>
+        <w:t xml:space="preserve">Status badge colors: Done (systemImage: checkmark.circle.fill, green) = light green bg / forest text; Today (systemImage: star.fill, gold) = light gold bg / copper text; Upcoming (systemImage: lock.fill, grey) = light grey bg / grey text</w:t>
       </w:r>
     </w:p>
     <w:p>
@@ -2517,7 +2517,7 @@
           <w:sz w:val="20"/>
           <w:szCs w:val="20"/>
         </w:rPr>
-        <w:t xml:space="preserve">Header: 9pt UPPERCASE tradition label with flag emoji and "Day N Wisdom · [Tradition]" text</w:t>
+        <w:t xml:space="preserve">Header: 9pt UPPERCASE tradition label with flagImageName asset image (tradition’s flag from Assets.xcassets) and "Day N Wisdom · [Tradition]" text</w:t>
       </w:r>
     </w:p>
     <w:p>
@@ -2649,7 +2649,7 @@
           <w:sz w:val="20"/>
           <w:szCs w:val="20"/>
         </w:rPr>
-        <w:t xml:space="preserve">White card, 10pt radius. Icon at 18pt. Name at 10pt Noto Sans SemiBold subtext.</w:t>
+        <w:t xml:space="preserve">White card, 10pt radius. SF Symbol icon at 18pt (each achievement uses a named systemImage). Name at 10pt Noto Sans SemiBold subtext.</w:t>
       </w:r>
     </w:p>
     <w:p>
@@ -2826,7 +2826,7 @@
           <w:sz w:val="20"/>
           <w:szCs w:val="20"/>
         </w:rPr>
-        <w:t xml:space="preserve">Emoji: 56–58pt, bounce-in animation (scale 0→1.18→1.0 in 0.45s)</w:t>
+        <w:t xml:space="preserve">Icon: checkmark.circle.fill SF Symbol in a 64pt forest-colored circle, bounce-in animation (scale 0→1.18→1.0 in 0.45s)</w:t>
       </w:r>
     </w:p>
     <w:p>
@@ -3050,30 +3050,30 @@
           <w:sz w:val="20"/>
           <w:szCs w:val="20"/>
         </w:rPr>
-        <w:t xml:space="preserve">Stars: "✨🌿✨" at 30pt, 4pt letter-spacing, bounce-in</w:t>
-      </w:r>
-    </w:p>
-    <w:p>
-      <w:pPr>
-        <w:pStyle w:val="ListParagraph"/>
-        <w:numPr>
-          <w:ilvl w:val="0"/>
-          <w:numId w:val="2"/>
-        </w:numPr>
-        <w:spacing w:after="60"/>
-      </w:pPr>
-      <w:r>
-        <w:rPr>
-          <w:rFonts w:ascii="Arial" w:cs="Arial" w:eastAsia="Arial" w:hAnsi="Arial"/>
-          <w:b w:val="false"/>
-          <w:bCs w:val="false"/>
-          <w:i w:val="false"/>
-          <w:iCs w:val="false"/>
-          <w:color w:val="000000"/>
-          <w:sz w:val="20"/>
-          <w:szCs w:val="20"/>
-        </w:rPr>
-        <w:t xml:space="preserve">Trophy badge: 88×88pt circle, linear gradient gold → copper, 40pt trophy emoji, 6pt gold outer ring, 32pt drop shadow</w:t>
+        <w:t xml:space="preserve">Decorative row: sparkles + recipe SF Symbol at 20pt, bounce-in</w:t>
+      </w:r>
+    </w:p>
+    <w:p>
+      <w:pPr>
+        <w:pStyle w:val="ListParagraph"/>
+        <w:numPr>
+          <w:ilvl w:val="0"/>
+          <w:numId w:val="2"/>
+        </w:numPr>
+        <w:spacing w:after="60"/>
+      </w:pPr>
+      <w:r>
+        <w:rPr>
+          <w:rFonts w:ascii="Arial" w:cs="Arial" w:eastAsia="Arial" w:hAnsi="Arial"/>
+          <w:b w:val="false"/>
+          <w:bCs w:val="false"/>
+          <w:i w:val="false"/>
+          <w:iCs w:val="false"/>
+          <w:color w:val="000000"/>
+          <w:sz w:val="20"/>
+          <w:szCs w:val="20"/>
+        </w:rPr>
+        <w:t xml:space="preserve">Trophy badge: 88×88pt circle, linear gradient gold → copper, trophy.fill SF Symbol at 40pt in white, 6pt gold outer ring, 32pt drop shadow</w:t>
       </w:r>
     </w:p>
     <w:p>
@@ -3165,7 +3165,7 @@
           <w:sz w:val="20"/>
           <w:szCs w:val="20"/>
         </w:rPr>
-        <w:t xml:space="preserve">Stats row: three cells with gold Noto Serif 20pt values, mist 9pt UPPERCASE labels, rgba(white,0.07) fills, 12pt radius</w:t>
+        <w:t xml:space="preserve">Stats row: three cells — DAYS DONE / DAYS LEFT / COMPLETIONS (lifetime count) — with gold Noto Serif 20pt values, mist 9pt UPPERCASE labels, rgba(white,0.07) fills, 12pt radius</w:t>
       </w:r>
     </w:p>
     <w:p>

--- a/remedy_app_documents/03_DesignGuide.docx
+++ b/remedy_app_documents/03_DesignGuide.docx
@@ -683,7 +683,7 @@
                 <w:sz w:val="18"/>
                 <w:szCs w:val="18"/>
               </w:rPr>
-              <w:t xml:space="preserve">Natural Cleanse (icon: leaf.fill SF Symbol) / Herbal Remedy Advisor / Eastern &amp; Traditional Medicine</w:t>
+              <w:t xml:space="preserve">Traditional Medicine (icon: leaf.fill SF Symbol) / Herbal Remedy Advisor / Eastern &amp; Traditional Medicine</w:t>
             </w:r>
           </w:p>
         </w:tc>
@@ -875,7 +875,7 @@
                 <w:sz w:val="18"/>
                 <w:szCs w:val="18"/>
               </w:rPr>
-              <w:t xml:space="preserve">Cleanse Journal (icon: book.closed.fill SF Symbol) / Remedy Calendar / Track your daily practice</w:t>
+              <w:t xml:space="preserve">Protocol Journal (icon: book.closed.fill SF Symbol) / Remedy Calendar / Track your daily practice</w:t>
             </w:r>
           </w:p>
         </w:tc>
@@ -1281,7 +1281,7 @@
           <w:sz w:val="20"/>
           <w:szCs w:val="20"/>
         </w:rPr>
-        <w:t xml:space="preserve">Tab order: waveform.path.ecg Symptoms / leaf.fill Remedies / globe.americas.fill Traditions / book.closed.fill Journal</w:t>
+        <w:t xml:space="preserve">Tab order: waveform.path.ecg Symptoms / leaf.fill Remedies / globe.americas.fill Traditions / book.closed.fill Journal / leaf.circle.fill About. The About tab is wrapped in a NavigationStack to support push navigation to OurStoryView (and future sub-screens) without a modal sheet.</w:t>
       </w:r>
     </w:p>
     <w:p>
@@ -2454,7 +2454,7 @@
           <w:sz w:val="20"/>
           <w:szCs w:val="20"/>
         </w:rPr>
-        <w:t xml:space="preserve">Task rows: 20×20pt checkbox (6pt radius, mist border), 11pt task text. Checked: forest fill, white checkmark. Checked text: strikethrough at 45% opacity.</w:t>
+        <w:t xml:space="preserve">Step rows: numbered circle (22pt, tradition color at 85% opacity, white number 11pt bold), 11pt Noto Sans step text in subtext color, 3pt line spacing. Dividers between steps at mist 60% opacity. Read-only — no interactive checkboxes. Steps display historical/cultural preparation narrative text only.</w:t>
       </w:r>
     </w:p>
     <w:p>
@@ -3325,7 +3325,336 @@
           <w:sz w:val="36"/>
           <w:szCs w:val="36"/>
         </w:rPr>
-        <w:t xml:space="preserve">5. Do's and Don'ts</w:t>
+        <w:t xml:space="preserve">4.3 Feeling Check-In Chips</w:t>
+      </w:r>
+    </w:p>
+    <w:p>
+      <w:pPr>
+        <w:spacing w:after="120"/>
+      </w:pPr>
+      <w:r>
+        <w:rPr>
+          <w:rFonts w:ascii="Arial" w:cs="Arial" w:eastAsia="Arial" w:hAnsi="Arial"/>
+          <w:color w:val="000000"/>
+          <w:sz w:val="20"/>
+          <w:szCs w:val="20"/>
+        </w:rPr>
+        <w:t xml:space="preserve">Appears in JournalScreen after the user taps “Mark Day Complete.” Three equal-width chips appear in an HStack: “Feeling better” (arrow.up.heart.fill), “About the same” (heart.fill), and “Noticed something” (sparkles). Tapping any chip calls completeDay(feeling:) and dismisses the picker with an opacity + move(edge: .bottom) transition.</w:t>
+      </w:r>
+    </w:p>
+    <w:p>
+      <w:pPr>
+        <w:spacing w:after="60"/>
+      </w:pPr>
+      <w:r>
+        <w:rPr>
+          <w:rFonts w:ascii="Arial" w:cs="Arial" w:eastAsia="Arial" w:hAnsi="Arial"/>
+          <w:color w:val="000000"/>
+          <w:sz w:val="20"/>
+          <w:szCs w:val="20"/>
+        </w:rPr>
+        <w:t xml:space="preserve">Chip style: forest.opacity(0.07) fill, forest.opacity(0.2) stroke border (1pt), 12pt corner radius, 12pt vertical / 6pt horizontal padding. Icon: 16pt SF Symbol. Label: Noto Sans 10pt SemiBold, multiline allowed, 2-line limit. Container card: white, 16pt radius, forest.opacity(0.08) shadow. Appears with .transition(.opacity.combined(with: .move(edge: .bottom))).</w:t>
+      </w:r>
+    </w:p>
+    <w:p>
+      <w:pPr>
+        <w:pStyle w:val="Heading1"/>
+        <w:spacing w:after="120" w:before="360"/>
+      </w:pPr>
+      <w:r>
+        <w:rPr>
+          <w:rFonts w:ascii="Arial" w:cs="Arial" w:eastAsia="Arial" w:hAnsi="Arial"/>
+          <w:b/>
+          <w:bCs/>
+          <w:color w:val="1A2E1A"/>
+          <w:sz w:val="36"/>
+          <w:szCs w:val="36"/>
+        </w:rPr>
+        <w:t xml:space="preserve">4.4 General Reference Disclaimer Footer</w:t>
+      </w:r>
+    </w:p>
+    <w:p>
+      <w:pPr>
+        <w:spacing w:after="120"/>
+      </w:pPr>
+      <w:r>
+        <w:rPr>
+          <w:rFonts w:ascii="Arial" w:cs="Arial" w:eastAsia="Arial" w:hAnsi="Arial"/>
+          <w:color w:val="000000"/>
+          <w:sz w:val="20"/>
+          <w:szCs w:val="20"/>
+        </w:rPr>
+        <w:t xml:space="preserve">Displayed at the bottom of every RemedyDetailScreen, below the citations section. Styled to read as quiet archival context — not a prominent legal notice — so it doesn’t interrupt the reading experience.</w:t>
+      </w:r>
+    </w:p>
+    <w:p>
+      <w:pPr>
+        <w:spacing w:after="60"/>
+      </w:pPr>
+      <w:r>
+        <w:rPr>
+          <w:rFonts w:ascii="Arial" w:cs="Arial" w:eastAsia="Arial" w:hAnsi="Arial"/>
+          <w:color w:val="000000"/>
+          <w:sz w:val="20"/>
+          <w:szCs w:val="20"/>
+        </w:rPr>
+        <w:t xml:space="preserve">Container: Color.mist.opacity(0.08) background, 8pt corner radius. Eyebrow: “GENERAL REFERENCE” in Noto Sans 9pt SemiBold, subtext.opacity(0.5), with an info.circle SF Symbol at 9pt. Body: Noto Sans 10pt Regular, subtext.opacity(0.45), 3pt line spacing. Text: “The sources and preparation methods documented here are provided for educational and cultural archival purposes only. They do not constitute medical advice, diagnosis, or treatment. Always consult a qualified healthcare provider before beginning any herbal protocol or regimen.” Padding: 12pt all sides.</w:t>
+      </w:r>
+    </w:p>
+    <w:p>
+      <w:pPr>
+        <w:pStyle w:val="Heading1"/>
+        <w:spacing w:after="120" w:before="360"/>
+      </w:pPr>
+      <w:r>
+        <w:rPr>
+          <w:rFonts w:ascii="Arial" w:cs="Arial" w:eastAsia="Arial" w:hAnsi="Arial"/>
+          <w:b/>
+          <w:bCs/>
+          <w:color w:val="1A2E1A"/>
+          <w:sz w:val="36"/>
+          <w:szCs w:val="36"/>
+        </w:rPr>
+        <w:t xml:space="preserve">4.5 OurStoryView Navigation Pattern</w:t>
+      </w:r>
+    </w:p>
+    <w:p>
+      <w:pPr>
+        <w:spacing w:after="120"/>
+      </w:pPr>
+      <w:r>
+        <w:rPr>
+          <w:rFonts w:ascii="Arial" w:cs="Arial" w:eastAsia="Arial" w:hAnsi="Arial"/>
+          <w:color w:val="000000"/>
+          <w:sz w:val="20"/>
+          <w:szCs w:val="20"/>
+        </w:rPr>
+        <w:t xml:space="preserve">The About tab (tab 5) wraps SettingsScreen in a NavigationStack. “Our Story” is accessed via a NavigationLink push — not a sheet — so users navigate back with the standard iOS back button. This establishes the pattern for all future Settings sub-screens.</w:t>
+      </w:r>
+    </w:p>
+    <w:p>
+      <w:pPr>
+        <w:spacing w:after="60"/>
+      </w:pPr>
+      <w:r>
+        <w:rPr>
+          <w:rFonts w:ascii="Arial" w:cs="Arial" w:eastAsia="Arial" w:hAnsi="Arial"/>
+          <w:color w:val="000000"/>
+          <w:sz w:val="20"/>
+          <w:szCs w:val="20"/>
+        </w:rPr>
+        <w:t xml:space="preserve">OurStoryView navigation bar: .toolbarBackground(Color.forest, for: .navigationBar) + .toolbarColorScheme(.dark, for: .navigationBar). Title: “Our Story” inline. Hero: drop.fill SF Symbol with translucent mist gradient foreground (35% → 12% opacity top-to-bottom). Body: 5 paragraphs in Noto Sans 15pt, mist.opacity(0.88), 7pt line spacing. Footer: “— Built with care by Aerwin” in Noto Sans 12pt, mist.opacity(0.4). Background: Color.forest.ignoresSafeArea().</w:t>
+      </w:r>
+    </w:p>
+    <w:p>
+      <w:pPr>
+        <w:pStyle w:val="Heading1"/>
+        <w:spacing w:after="120" w:before="360"/>
+      </w:pPr>
+      <w:r>
+        <w:rPr>
+          <w:rFonts w:ascii="Arial" w:cs="Arial" w:eastAsia="Arial" w:hAnsi="Arial"/>
+          <w:b/>
+          <w:bCs/>
+          <w:color w:val="1A2E1A"/>
+          <w:sz w:val="36"/>
+          <w:szCs w:val="36"/>
+        </w:rPr>
+        <w:t xml:space="preserve">4.6 Lexicon Policy — Approved Vocabulary</w:t>
+      </w:r>
+    </w:p>
+    <w:p>
+      <w:pPr>
+        <w:spacing w:after="120"/>
+      </w:pPr>
+      <w:r>
+        <w:rPr>
+          <w:rFonts w:ascii="Arial" w:cs="Arial" w:eastAsia="Arial" w:hAnsi="Arial"/>
+          <w:color w:val="000000"/>
+          <w:sz w:val="20"/>
+          <w:szCs w:val="20"/>
+        </w:rPr>
+        <w:t xml:space="preserve">The words “cleanse” and “detox” are permanently retired from all visible UI strings, marketing copy, and in-app text. The approved vocabulary aligns with an authoritative, systems-based, education-first positioning.</w:t>
+      </w:r>
+    </w:p>
+    <w:p>
+      <w:pPr>
+        <w:spacing w:after="60"/>
+      </w:pPr>
+      <w:r>
+        <w:rPr>
+          <w:rFonts w:ascii="Arial" w:cs="Arial" w:eastAsia="Arial" w:hAnsi="Arial"/>
+          <w:b/>
+          <w:color w:val="1A2E1A"/>
+          <w:sz w:val="20"/>
+          <w:szCs w:val="20"/>
+        </w:rPr>
+        <w:t xml:space="preserve">Retired (never use):</w:t>
+      </w:r>
+    </w:p>
+    <w:p>
+      <w:pPr>
+        <w:pStyle w:val="ListParagraph"/>
+        <w:numPr>
+          <w:ilvl w:val="0"/>
+          <w:numId w:val="1"/>
+        </w:numPr>
+        <w:spacing w:after="40"/>
+      </w:pPr>
+      <w:r>
+        <w:rPr>
+          <w:rFonts w:ascii="Arial" w:cs="Arial" w:eastAsia="Arial" w:hAnsi="Arial"/>
+          <w:color w:val="000000"/>
+          <w:sz w:val="20"/>
+          <w:szCs w:val="20"/>
+        </w:rPr>
+        <w:t xml:space="preserve">cleanse / cleansing — replaced by “protocol” or “practice”</w:t>
+      </w:r>
+    </w:p>
+    <w:p>
+      <w:pPr>
+        <w:pStyle w:val="ListParagraph"/>
+        <w:numPr>
+          <w:ilvl w:val="0"/>
+          <w:numId w:val="1"/>
+        </w:numPr>
+        <w:spacing w:after="40"/>
+      </w:pPr>
+      <w:r>
+        <w:rPr>
+          <w:rFonts w:ascii="Arial" w:cs="Arial" w:eastAsia="Arial" w:hAnsi="Arial"/>
+          <w:color w:val="000000"/>
+          <w:sz w:val="20"/>
+          <w:szCs w:val="20"/>
+        </w:rPr>
+        <w:t xml:space="preserve">detox — replaced by “restore” or “regimen”</w:t>
+      </w:r>
+    </w:p>
+    <w:p>
+      <w:pPr>
+        <w:spacing w:after="60"/>
+      </w:pPr>
+      <w:r>
+        <w:rPr>
+          <w:rFonts w:ascii="Arial" w:cs="Arial" w:eastAsia="Arial" w:hAnsi="Arial"/>
+          <w:b/>
+          <w:color w:val="1A2E1A"/>
+          <w:sz w:val="20"/>
+          <w:szCs w:val="20"/>
+        </w:rPr>
+        <w:t xml:space="preserve">Approved vocabulary:</w:t>
+      </w:r>
+    </w:p>
+    <w:p>
+      <w:pPr>
+        <w:pStyle w:val="ListParagraph"/>
+        <w:numPr>
+          <w:ilvl w:val="0"/>
+          <w:numId w:val="1"/>
+        </w:numPr>
+        <w:spacing w:after="40"/>
+      </w:pPr>
+      <w:r>
+        <w:rPr>
+          <w:rFonts w:ascii="Arial" w:cs="Arial" w:eastAsia="Arial" w:hAnsi="Arial"/>
+          <w:color w:val="000000"/>
+          <w:sz w:val="20"/>
+          <w:szCs w:val="20"/>
+        </w:rPr>
+        <w:t xml:space="preserve">protocol — the daily practice for a given remedy duration</w:t>
+      </w:r>
+    </w:p>
+    <w:p>
+      <w:pPr>
+        <w:pStyle w:val="ListParagraph"/>
+        <w:numPr>
+          <w:ilvl w:val="0"/>
+          <w:numId w:val="1"/>
+        </w:numPr>
+        <w:spacing w:after="40"/>
+      </w:pPr>
+      <w:r>
+        <w:rPr>
+          <w:rFonts w:ascii="Arial" w:cs="Arial" w:eastAsia="Arial" w:hAnsi="Arial"/>
+          <w:color w:val="000000"/>
+          <w:sz w:val="20"/>
+          <w:szCs w:val="20"/>
+        </w:rPr>
+        <w:t xml:space="preserve">regimen — broader course of practice</w:t>
+      </w:r>
+    </w:p>
+    <w:p>
+      <w:pPr>
+        <w:pStyle w:val="ListParagraph"/>
+        <w:numPr>
+          <w:ilvl w:val="0"/>
+          <w:numId w:val="1"/>
+        </w:numPr>
+        <w:spacing w:after="40"/>
+      </w:pPr>
+      <w:r>
+        <w:rPr>
+          <w:rFonts w:ascii="Arial" w:cs="Arial" w:eastAsia="Arial" w:hAnsi="Arial"/>
+          <w:color w:val="000000"/>
+          <w:sz w:val="20"/>
+          <w:szCs w:val="20"/>
+        </w:rPr>
+        <w:t xml:space="preserve">cycle — duration of a complete protocol run</w:t>
+      </w:r>
+    </w:p>
+    <w:p>
+      <w:pPr>
+        <w:pStyle w:val="ListParagraph"/>
+        <w:numPr>
+          <w:ilvl w:val="0"/>
+          <w:numId w:val="1"/>
+        </w:numPr>
+        <w:spacing w:after="40"/>
+      </w:pPr>
+      <w:r>
+        <w:rPr>
+          <w:rFonts w:ascii="Arial" w:cs="Arial" w:eastAsia="Arial" w:hAnsi="Arial"/>
+          <w:color w:val="000000"/>
+          <w:sz w:val="20"/>
+          <w:szCs w:val="20"/>
+        </w:rPr>
+        <w:t xml:space="preserve">practice — the user’s ongoing engagement with a remedy</w:t>
+      </w:r>
+    </w:p>
+    <w:p>
+      <w:pPr>
+        <w:pStyle w:val="ListParagraph"/>
+        <w:numPr>
+          <w:ilvl w:val="0"/>
+          <w:numId w:val="1"/>
+        </w:numPr>
+        <w:spacing w:after="40"/>
+      </w:pPr>
+      <w:r>
+        <w:rPr>
+          <w:rFonts w:ascii="Arial" w:cs="Arial" w:eastAsia="Arial" w:hAnsi="Arial"/>
+          <w:color w:val="000000"/>
+          <w:sz w:val="20"/>
+          <w:szCs w:val="20"/>
+        </w:rPr>
+        <w:t xml:space="preserve">restore / restorative — approved replacement for detox</w:t>
+      </w:r>
+    </w:p>
+    <w:p>
+      <w:pPr>
+        <w:pStyle w:val="Heading1"/>
+        <w:spacing w:after="120" w:before="360"/>
+      </w:pPr>
+      <w:r>
+        <w:rPr>
+          <w:rFonts w:ascii="Arial" w:cs="Arial" w:eastAsia="Arial" w:hAnsi="Arial"/>
+          <w:b/>
+          <w:bCs/>
+          <w:color w:val="1A2E1A"/>
+          <w:sz w:val="36"/>
+          <w:szCs w:val="36"/>
+        </w:rPr>
+        <w:t xml:space="preserve">5. Do’s and Don’ts</w:t>
       </w:r>
     </w:p>
     <w:p>

--- a/remedy_app_documents/03_DesignGuide.docx
+++ b/remedy_app_documents/03_DesignGuide.docx
@@ -3967,6 +3967,127 @@
         <w:t xml:space="preserve">Do not reorder the journal screen sections — the sequence is intentional and frozen</w:t>
       </w:r>
     </w:p>
+    <w:p>
+      <w:pPr>
+        <w:pStyle w:val="Heading1"/>
+        <w:spacing w:after="120" w:before="360"/>
+      </w:pPr>
+      <w:r>
+        <w:rPr>
+          <w:rFonts w:ascii="Arial" w:cs="Arial" w:eastAsia="Arial" w:hAnsi="Arial"/>
+          <w:color w:val="1A2E1A"/>
+        </w:rPr>
+        <w:t xml:space="preserve">6. Phase 3 Component Specifications</w:t>
+      </w:r>
+    </w:p>
+    <w:p>
+      <w:pPr>
+        <w:spacing w:after="60"/>
+      </w:pPr>
+      <w:r>
+        <w:rPr>
+          <w:rFonts w:ascii="Arial" w:cs="Arial" w:eastAsia="Arial" w:hAnsi="Arial"/>
+          <w:b/>
+          <w:sz w:val="20"/>
+          <w:szCs w:val="20"/>
+        </w:rPr>
+        <w:t xml:space="preserve">6.1 Shimmer Skeleton (ProtocolDetailView Loading State)</w:t>
+      </w:r>
+    </w:p>
+    <w:p>
+      <w:pPr>
+        <w:spacing w:after="60"/>
+      </w:pPr>
+      <w:r>
+        <w:rPr>
+          <w:rFonts w:ascii="Arial" w:cs="Arial" w:eastAsia="Arial" w:hAnsi="Arial"/>
+          <w:sz w:val="20"/>
+          <w:szCs w:val="20"/>
+        </w:rPr>
+        <w:t xml:space="preserve">Displayed during .loading state of FetchState while Firestore data is in-flight. Placeholder bars use a cream-to-sage gradient animated with a shimmer sweep (opacity 0.4 → 0.15 → 0.4, 1.2s repeat). Bar dimensions approximate the content they replace: hero image area (full width, 220pt tall), two short chip bars (80pt wide, 24pt tall), three text lines (full width, varying heights), a step list block, and a CTA button bar. Corner radius: 8pt on all bars. No text rendered during skeleton state. Transition from skeleton to content: .opacity combined with .move(edge: .bottom), 0.3s ease-out.</w:t>
+      </w:r>
+    </w:p>
+    <w:p>
+      <w:pPr>
+        <w:spacing w:after="60"/>
+      </w:pPr>
+      <w:r>
+        <w:rPr>
+          <w:rFonts w:ascii="Arial" w:cs="Arial" w:eastAsia="Arial" w:hAnsi="Arial"/>
+          <w:b/>
+          <w:sz w:val="20"/>
+          <w:szCs w:val="20"/>
+        </w:rPr>
+        <w:t xml:space="preserve">6.2 ProtocolDetailView — Remote Content Layout</w:t>
+      </w:r>
+    </w:p>
+    <w:p>
+      <w:pPr>
+        <w:spacing w:after="60"/>
+      </w:pPr>
+      <w:r>
+        <w:rPr>
+          <w:rFonts w:ascii="Arial" w:cs="Arial" w:eastAsia="Arial" w:hAnsi="Arial"/>
+          <w:sz w:val="20"/>
+          <w:szCs w:val="20"/>
+        </w:rPr>
+        <w:t xml:space="preserve">Displayed on .success(proto) state. Hero: AsyncImage with shimmer placeholder while loading, Color.clear on nil URL. systemPriority badge: capsule pill, forest fill, Noto Sans 11pt SemiBold, mist text, 6pt vertical / 12pt horizontal padding — positioned top-left over the hero image. historicalContext: Noto Serif 15pt, subtext color, 6pt line spacing, 24pt horizontal padding. Ingredient section: each ingredient as a disclosure group (IngredientDetail — name/what/why/whereToBuy/safety). Citations section: Noto Sans 11pt, subtext.opacity(0.6), listed with link treatment where URL is present. cycleLengthDays CTA: gold fill button, Noto Serif 16pt SemiBold, “Begin [N]-Day Protocol” label. Protocol lock gate (.protocolLockGate()) applied at ZStack level — gate does not activate during .loading to prevent flash.</w:t>
+      </w:r>
+    </w:p>
+    <w:p>
+      <w:pPr>
+        <w:spacing w:after="60"/>
+      </w:pPr>
+      <w:r>
+        <w:rPr>
+          <w:rFonts w:ascii="Arial" w:cs="Arial" w:eastAsia="Arial" w:hAnsi="Arial"/>
+          <w:b/>
+          <w:sz w:val="20"/>
+          <w:szCs w:val="20"/>
+        </w:rPr>
+        <w:t xml:space="preserve">6.3 “Archive Unavailable” Error Banner</w:t>
+      </w:r>
+    </w:p>
+    <w:p>
+      <w:pPr>
+        <w:spacing w:after="60"/>
+      </w:pPr>
+      <w:r>
+        <w:rPr>
+          <w:rFonts w:ascii="Arial" w:cs="Arial" w:eastAsia="Arial" w:hAnsi="Arial"/>
+          <w:sz w:val="20"/>
+          <w:szCs w:val="20"/>
+        </w:rPr>
+        <w:t xml:space="preserve">Displayed on .failure state, floating above the local fallback content. Container: Color.copper.opacity(0.12) background, 12pt corner radius, 16pt horizontal / 10pt vertical padding, positioned at bottom of ZStack with .safeAreaInset. Icon: wifi.slash SF Symbol, 14pt, copper color. Label: Noto Sans 13pt, copper, “Archive Unavailable — showing local content”. Appears with .transition(.opacity.combined(with: .move(edge: .bottom))). Local fallback content below the banner renders the Remedy data from the local RemedyDatabase catalog so the screen is never empty.</w:t>
+      </w:r>
+    </w:p>
+    <w:p>
+      <w:pPr>
+        <w:spacing w:after="60"/>
+      </w:pPr>
+      <w:r>
+        <w:rPr>
+          <w:rFonts w:ascii="Arial" w:cs="Arial" w:eastAsia="Arial" w:hAnsi="Arial"/>
+          <w:b/>
+          <w:sz w:val="20"/>
+          <w:szCs w:val="20"/>
+        </w:rPr>
+        <w:t xml:space="preserve">6.4 Dynamic systemPriority Filter Chips (ResultsScreen)</w:t>
+      </w:r>
+    </w:p>
+    <w:p>
+      <w:pPr>
+        <w:spacing w:after="60"/>
+      </w:pPr>
+      <w:r>
+        <w:rPr>
+          <w:rFonts w:ascii="Arial" w:cs="Arial" w:eastAsia="Arial" w:hAnsi="Arial"/>
+          <w:sz w:val="20"/>
+          <w:szCs w:val="20"/>
+        </w:rPr>
+        <w:t xml:space="preserve">Filter chips on ResultsScreen are built from availablePriorityChips: [String] sourced live from Firestore systemPriority strings — not from a hardcoded enum. Chip style: same as existing tradition filter chips (mist border, forest text when inactive; forest fill, mist text when active). Active state toggled with withAnimation(.easeInOut(duration: 0.2)). Current systemPriority tags in production: digestive, energy, skin, joint, neuro, mood, immune, sleep.</w:t>
+      </w:r>
+    </w:p>
     <w:sectPr>
       <w:headerReference w:type="default" r:id="rId7"/>
       <w:pgSz w:w="12240" w:h="15840" w:orient="portrait"/>
